--- a/evidencias/fase1/individual/1.2_APT122_DiarioReflexionFase1.docx
+++ b/evidencias/fase1/individual/1.2_APT122_DiarioReflexionFase1.docx
@@ -359,6 +359,19 @@
                 <w:szCs w:val="24"/>
               </w:rPr>
             </w:pPr>
+            <w:r>
+              <w:t>Las asignaturas que más me gustaron y que más se relacionan con mis intereses son las de programación y desarrollo de aplicaciones: Programación de Software, Bases de Datos, Desarrollo de Aplicaciones Web (frontend y backend) y Proyectos de Ingeniería de Software. Lo que más me gustó de cada una fue poder crear soluciones funcionales de principio a fin, desde el diseño de la base de datos hasta la interfaz, además de trabajar en equipo con metodologías ágiles.</w:t>
+            </w:r>
+          </w:p>
+          <w:p>
+            <w:pPr>
+              <w:rPr>
+                <w:rFonts w:eastAsiaTheme="majorEastAsia"/>
+                <w:color w:val="767171" w:themeColor="background2" w:themeShade="80"/>
+                <w:sz w:val="24"/>
+                <w:szCs w:val="24"/>
+              </w:rPr>
+            </w:pPr>
           </w:p>
           <w:p>
             <w:pPr>
@@ -430,6 +443,19 @@
                 <w:szCs w:val="24"/>
               </w:rPr>
               <w:t>? ¿Por qué?</w:t>
+            </w:r>
+          </w:p>
+          <w:p>
+            <w:pPr>
+              <w:rPr>
+                <w:rFonts w:eastAsiaTheme="majorEastAsia"/>
+                <w:color w:val="767171" w:themeColor="background2" w:themeShade="80"/>
+                <w:sz w:val="24"/>
+                <w:szCs w:val="24"/>
+              </w:rPr>
+            </w:pPr>
+            <w:r>
+              <w:t>Sí, existe un gran valor en las certificaciones obtenidas, porque acreditan competencias concretas que las empresas valoran al contratar, como el desarrollo de software, las bases de datos y el soporte técnico. Además, validan los conocimientos adquiridos a lo largo de la carrera y constituyen una ventaja comparativa en el mercado laboral.</w:t>
             </w:r>
           </w:p>
           <w:p>
@@ -773,6 +799,29 @@
           </w:p>
           <w:p>
             <w:pPr>
+              <w:pStyle w:val="Prrafodelista"/>
+              <w:numPr>
+                <w:ilvl w:val="0"/>
+                <w:numId w:val="12"/>
+              </w:numPr>
+              <w:tabs>
+                <w:tab w:val="left" w:pos="454"/>
+              </w:tabs>
+              <w:ind w:left="454" w:hanging="283"/>
+              <w:jc w:val="both"/>
+              <w:rPr>
+                <w:rFonts w:eastAsiaTheme="majorEastAsia"/>
+                <w:color w:val="767171" w:themeColor="background2" w:themeShade="80"/>
+                <w:sz w:val="24"/>
+                <w:szCs w:val="24"/>
+              </w:rPr>
+            </w:pPr>
+            <w:r>
+              <w:t>Las competencias que tengo más desarrolladas y en las que me siento más seguro son las de desarrollo de soluciones de software y construcción de modelos de datos, porque las he aplicado en múltiples proyectos académicos y personales. Me siento más débil en la realización de pruebas de certificación y en la gestión formal de proyectos informáticos, por lo que son las que necesito fortalecer durante el proyecto APT.</w:t>
+            </w:r>
+          </w:p>
+          <w:p>
+            <w:pPr>
               <w:tabs>
                 <w:tab w:val="left" w:pos="454"/>
               </w:tabs>
@@ -1217,104 +1266,6 @@
           </w:p>
           <w:p>
             <w:pPr>
-              <w:tabs>
-                <w:tab w:val="left" w:pos="454"/>
-              </w:tabs>
-              <w:jc w:val="both"/>
-              <w:rPr>
-                <w:rFonts w:eastAsiaTheme="majorEastAsia"/>
-                <w:color w:val="767171" w:themeColor="background2" w:themeShade="80"/>
-                <w:sz w:val="24"/>
-                <w:szCs w:val="24"/>
-              </w:rPr>
-            </w:pPr>
-          </w:p>
-          <w:p>
-            <w:pPr>
-              <w:tabs>
-                <w:tab w:val="left" w:pos="454"/>
-              </w:tabs>
-              <w:jc w:val="both"/>
-              <w:rPr>
-                <w:rFonts w:eastAsiaTheme="majorEastAsia"/>
-                <w:color w:val="767171" w:themeColor="background2" w:themeShade="80"/>
-                <w:sz w:val="24"/>
-                <w:szCs w:val="24"/>
-              </w:rPr>
-            </w:pPr>
-          </w:p>
-          <w:p>
-            <w:pPr>
-              <w:tabs>
-                <w:tab w:val="left" w:pos="454"/>
-              </w:tabs>
-              <w:jc w:val="both"/>
-              <w:rPr>
-                <w:rFonts w:eastAsiaTheme="majorEastAsia"/>
-                <w:color w:val="767171" w:themeColor="background2" w:themeShade="80"/>
-                <w:sz w:val="24"/>
-                <w:szCs w:val="24"/>
-              </w:rPr>
-            </w:pPr>
-          </w:p>
-          <w:p>
-            <w:pPr>
-              <w:tabs>
-                <w:tab w:val="left" w:pos="454"/>
-              </w:tabs>
-              <w:jc w:val="both"/>
-              <w:rPr>
-                <w:rFonts w:eastAsiaTheme="majorEastAsia"/>
-                <w:color w:val="767171" w:themeColor="background2" w:themeShade="80"/>
-                <w:sz w:val="24"/>
-                <w:szCs w:val="24"/>
-              </w:rPr>
-            </w:pPr>
-          </w:p>
-          <w:p>
-            <w:pPr>
-              <w:tabs>
-                <w:tab w:val="left" w:pos="454"/>
-              </w:tabs>
-              <w:jc w:val="both"/>
-              <w:rPr>
-                <w:rFonts w:eastAsiaTheme="majorEastAsia"/>
-                <w:color w:val="767171" w:themeColor="background2" w:themeShade="80"/>
-                <w:sz w:val="24"/>
-                <w:szCs w:val="24"/>
-              </w:rPr>
-            </w:pPr>
-          </w:p>
-          <w:p>
-            <w:pPr>
-              <w:tabs>
-                <w:tab w:val="left" w:pos="454"/>
-              </w:tabs>
-              <w:jc w:val="both"/>
-              <w:rPr>
-                <w:rFonts w:eastAsiaTheme="majorEastAsia"/>
-                <w:color w:val="767171" w:themeColor="background2" w:themeShade="80"/>
-                <w:sz w:val="24"/>
-                <w:szCs w:val="24"/>
-              </w:rPr>
-            </w:pPr>
-          </w:p>
-          <w:p>
-            <w:pPr>
-              <w:tabs>
-                <w:tab w:val="left" w:pos="454"/>
-              </w:tabs>
-              <w:jc w:val="both"/>
-              <w:rPr>
-                <w:rFonts w:eastAsiaTheme="majorEastAsia"/>
-                <w:color w:val="767171" w:themeColor="background2" w:themeShade="80"/>
-                <w:sz w:val="24"/>
-                <w:szCs w:val="24"/>
-              </w:rPr>
-            </w:pPr>
-          </w:p>
-          <w:p>
-            <w:pPr>
               <w:pStyle w:val="Prrafodelista"/>
               <w:numPr>
                 <w:ilvl w:val="0"/>
@@ -1333,27 +1284,8 @@
               </w:rPr>
             </w:pPr>
             <w:r>
-              <w:rPr>
-                <w:rFonts w:eastAsiaTheme="majorEastAsia"/>
-                <w:sz w:val="24"/>
-                <w:szCs w:val="24"/>
-              </w:rPr>
-              <w:t>¿Cuáles son las principales competencias que se relacionan con tus intereses profesionales? ¿Hay alguna de ellas que sientas que requieres especialmente fortalecer?</w:t>
+              <w:t>Mis principales intereses profesionales son el desarrollo de software y la inteligencia artificial aplicada a productos digitales. El área de desempeño que más me interesa es el desarrollo e integración de sistemas de software, especialmente soluciones de automatización de la atención al cliente.</w:t>
             </w:r>
-          </w:p>
-          <w:p>
-            <w:pPr>
-              <w:tabs>
-                <w:tab w:val="left" w:pos="454"/>
-              </w:tabs>
-              <w:jc w:val="both"/>
-              <w:rPr>
-                <w:rFonts w:eastAsiaTheme="majorEastAsia"/>
-                <w:color w:val="767171" w:themeColor="background2" w:themeShade="80"/>
-                <w:sz w:val="24"/>
-                <w:szCs w:val="24"/>
-              </w:rPr>
-            </w:pPr>
           </w:p>
           <w:p>
             <w:pPr>
@@ -1478,7 +1410,193 @@
                 <w:sz w:val="24"/>
                 <w:szCs w:val="24"/>
               </w:rPr>
+              <w:t>¿Cuáles son las principales competencias que se relacionan con tus intereses profesionales? ¿Hay alguna de ellas que sientas que requieres especialmente fortalecer?</w:t>
+            </w:r>
+          </w:p>
+          <w:p>
+            <w:pPr>
+              <w:pStyle w:val="Prrafodelista"/>
+              <w:numPr>
+                <w:ilvl w:val="0"/>
+                <w:numId w:val="12"/>
+              </w:numPr>
+              <w:tabs>
+                <w:tab w:val="left" w:pos="454"/>
+              </w:tabs>
+              <w:ind w:left="454" w:hanging="283"/>
+              <w:jc w:val="both"/>
+              <w:rPr>
+                <w:rFonts w:eastAsiaTheme="majorEastAsia"/>
+                <w:color w:val="767171" w:themeColor="background2" w:themeShade="80"/>
+                <w:sz w:val="24"/>
+                <w:szCs w:val="24"/>
+              </w:rPr>
+            </w:pPr>
+            <w:r>
+              <w:t>Las competencias que más se relacionan con mis intereses son desarrollar una solución de software, construir modelos de datos y gestionar proyectos informáticos. Siento que debo fortalecer especialmente la competencia de realizar pruebas de certificación, porque es clave para entregar productos de calidad.</w:t>
+            </w:r>
+          </w:p>
+          <w:p>
+            <w:pPr>
+              <w:tabs>
+                <w:tab w:val="left" w:pos="454"/>
+              </w:tabs>
+              <w:jc w:val="both"/>
+              <w:rPr>
+                <w:rFonts w:eastAsiaTheme="majorEastAsia"/>
+                <w:color w:val="767171" w:themeColor="background2" w:themeShade="80"/>
+                <w:sz w:val="24"/>
+                <w:szCs w:val="24"/>
+              </w:rPr>
+            </w:pPr>
+          </w:p>
+          <w:p>
+            <w:pPr>
+              <w:tabs>
+                <w:tab w:val="left" w:pos="454"/>
+              </w:tabs>
+              <w:jc w:val="both"/>
+              <w:rPr>
+                <w:rFonts w:eastAsiaTheme="majorEastAsia"/>
+                <w:color w:val="767171" w:themeColor="background2" w:themeShade="80"/>
+                <w:sz w:val="24"/>
+                <w:szCs w:val="24"/>
+              </w:rPr>
+            </w:pPr>
+          </w:p>
+          <w:p>
+            <w:pPr>
+              <w:tabs>
+                <w:tab w:val="left" w:pos="454"/>
+              </w:tabs>
+              <w:jc w:val="both"/>
+              <w:rPr>
+                <w:rFonts w:eastAsiaTheme="majorEastAsia"/>
+                <w:color w:val="767171" w:themeColor="background2" w:themeShade="80"/>
+                <w:sz w:val="24"/>
+                <w:szCs w:val="24"/>
+              </w:rPr>
+            </w:pPr>
+          </w:p>
+          <w:p>
+            <w:pPr>
+              <w:tabs>
+                <w:tab w:val="left" w:pos="454"/>
+              </w:tabs>
+              <w:jc w:val="both"/>
+              <w:rPr>
+                <w:rFonts w:eastAsiaTheme="majorEastAsia"/>
+                <w:color w:val="767171" w:themeColor="background2" w:themeShade="80"/>
+                <w:sz w:val="24"/>
+                <w:szCs w:val="24"/>
+              </w:rPr>
+            </w:pPr>
+          </w:p>
+          <w:p>
+            <w:pPr>
+              <w:tabs>
+                <w:tab w:val="left" w:pos="454"/>
+              </w:tabs>
+              <w:jc w:val="both"/>
+              <w:rPr>
+                <w:rFonts w:eastAsiaTheme="majorEastAsia"/>
+                <w:color w:val="767171" w:themeColor="background2" w:themeShade="80"/>
+                <w:sz w:val="24"/>
+                <w:szCs w:val="24"/>
+              </w:rPr>
+            </w:pPr>
+          </w:p>
+          <w:p>
+            <w:pPr>
+              <w:tabs>
+                <w:tab w:val="left" w:pos="454"/>
+              </w:tabs>
+              <w:jc w:val="both"/>
+              <w:rPr>
+                <w:rFonts w:eastAsiaTheme="majorEastAsia"/>
+                <w:color w:val="767171" w:themeColor="background2" w:themeShade="80"/>
+                <w:sz w:val="24"/>
+                <w:szCs w:val="24"/>
+              </w:rPr>
+            </w:pPr>
+          </w:p>
+          <w:p>
+            <w:pPr>
+              <w:tabs>
+                <w:tab w:val="left" w:pos="454"/>
+              </w:tabs>
+              <w:jc w:val="both"/>
+              <w:rPr>
+                <w:rFonts w:eastAsiaTheme="majorEastAsia"/>
+                <w:color w:val="767171" w:themeColor="background2" w:themeShade="80"/>
+                <w:sz w:val="24"/>
+                <w:szCs w:val="24"/>
+              </w:rPr>
+            </w:pPr>
+          </w:p>
+          <w:p>
+            <w:pPr>
+              <w:tabs>
+                <w:tab w:val="left" w:pos="454"/>
+              </w:tabs>
+              <w:jc w:val="both"/>
+              <w:rPr>
+                <w:rFonts w:eastAsiaTheme="majorEastAsia"/>
+                <w:color w:val="767171" w:themeColor="background2" w:themeShade="80"/>
+                <w:sz w:val="24"/>
+                <w:szCs w:val="24"/>
+              </w:rPr>
+            </w:pPr>
+          </w:p>
+          <w:p>
+            <w:pPr>
+              <w:pStyle w:val="Prrafodelista"/>
+              <w:numPr>
+                <w:ilvl w:val="0"/>
+                <w:numId w:val="12"/>
+              </w:numPr>
+              <w:tabs>
+                <w:tab w:val="left" w:pos="454"/>
+              </w:tabs>
+              <w:ind w:left="454" w:hanging="283"/>
+              <w:jc w:val="both"/>
+              <w:rPr>
+                <w:rFonts w:eastAsiaTheme="majorEastAsia"/>
+                <w:color w:val="767171" w:themeColor="background2" w:themeShade="80"/>
+                <w:sz w:val="24"/>
+                <w:szCs w:val="24"/>
+              </w:rPr>
+            </w:pPr>
+            <w:r>
+              <w:rPr>
+                <w:rFonts w:eastAsiaTheme="majorEastAsia"/>
+                <w:sz w:val="24"/>
+                <w:szCs w:val="24"/>
+              </w:rPr>
               <w:t>¿Cómo te gustaría que fuera tu escenario laboral en 5 años más? ¿Qué te gustaría estar haciendo?</w:t>
+            </w:r>
+          </w:p>
+          <w:p>
+            <w:pPr>
+              <w:pStyle w:val="Prrafodelista"/>
+              <w:numPr>
+                <w:ilvl w:val="0"/>
+                <w:numId w:val="12"/>
+              </w:numPr>
+              <w:tabs>
+                <w:tab w:val="left" w:pos="454"/>
+              </w:tabs>
+              <w:ind w:left="454" w:hanging="283"/>
+              <w:jc w:val="both"/>
+              <w:rPr>
+                <w:rFonts w:eastAsiaTheme="majorEastAsia"/>
+                <w:color w:val="767171" w:themeColor="background2" w:themeShade="80"/>
+                <w:sz w:val="24"/>
+                <w:szCs w:val="24"/>
+              </w:rPr>
+            </w:pPr>
+            <w:r>
+              <w:t>En cinco años me gustaría desempeñarme como productor o desarrollador de soluciones de software con IA en una empresa de tecnología, liderando equipos que diseñen productos digitales de alto impacto y participando en la toma de decisiones técnicas.</w:t>
             </w:r>
           </w:p>
           <w:p>
@@ -1806,128 +1924,6 @@
           </w:p>
           <w:p>
             <w:pPr>
-              <w:tabs>
-                <w:tab w:val="left" w:pos="454"/>
-              </w:tabs>
-              <w:jc w:val="both"/>
-              <w:rPr>
-                <w:rFonts w:eastAsiaTheme="majorEastAsia"/>
-                <w:color w:val="767171" w:themeColor="background2" w:themeShade="80"/>
-                <w:sz w:val="24"/>
-                <w:szCs w:val="24"/>
-              </w:rPr>
-            </w:pPr>
-          </w:p>
-          <w:p>
-            <w:pPr>
-              <w:tabs>
-                <w:tab w:val="left" w:pos="454"/>
-              </w:tabs>
-              <w:jc w:val="both"/>
-              <w:rPr>
-                <w:rFonts w:eastAsiaTheme="majorEastAsia"/>
-                <w:color w:val="767171" w:themeColor="background2" w:themeShade="80"/>
-                <w:sz w:val="24"/>
-                <w:szCs w:val="24"/>
-              </w:rPr>
-            </w:pPr>
-          </w:p>
-          <w:p>
-            <w:pPr>
-              <w:tabs>
-                <w:tab w:val="left" w:pos="454"/>
-              </w:tabs>
-              <w:jc w:val="both"/>
-              <w:rPr>
-                <w:rFonts w:eastAsiaTheme="majorEastAsia"/>
-                <w:color w:val="767171" w:themeColor="background2" w:themeShade="80"/>
-                <w:sz w:val="24"/>
-                <w:szCs w:val="24"/>
-              </w:rPr>
-            </w:pPr>
-          </w:p>
-          <w:p>
-            <w:pPr>
-              <w:tabs>
-                <w:tab w:val="left" w:pos="454"/>
-              </w:tabs>
-              <w:jc w:val="both"/>
-              <w:rPr>
-                <w:rFonts w:eastAsiaTheme="majorEastAsia"/>
-                <w:color w:val="767171" w:themeColor="background2" w:themeShade="80"/>
-                <w:sz w:val="24"/>
-                <w:szCs w:val="24"/>
-              </w:rPr>
-            </w:pPr>
-          </w:p>
-          <w:p>
-            <w:pPr>
-              <w:tabs>
-                <w:tab w:val="left" w:pos="454"/>
-              </w:tabs>
-              <w:jc w:val="both"/>
-              <w:rPr>
-                <w:rFonts w:eastAsiaTheme="majorEastAsia"/>
-                <w:sz w:val="24"/>
-                <w:szCs w:val="24"/>
-              </w:rPr>
-            </w:pPr>
-          </w:p>
-          <w:p>
-            <w:pPr>
-              <w:tabs>
-                <w:tab w:val="left" w:pos="454"/>
-              </w:tabs>
-              <w:jc w:val="both"/>
-              <w:rPr>
-                <w:rFonts w:eastAsiaTheme="majorEastAsia"/>
-                <w:sz w:val="24"/>
-                <w:szCs w:val="24"/>
-              </w:rPr>
-            </w:pPr>
-          </w:p>
-          <w:p>
-            <w:pPr>
-              <w:tabs>
-                <w:tab w:val="left" w:pos="454"/>
-              </w:tabs>
-              <w:jc w:val="both"/>
-              <w:rPr>
-                <w:rFonts w:eastAsiaTheme="majorEastAsia"/>
-                <w:sz w:val="24"/>
-                <w:szCs w:val="24"/>
-              </w:rPr>
-            </w:pPr>
-          </w:p>
-          <w:p>
-            <w:pPr>
-              <w:tabs>
-                <w:tab w:val="left" w:pos="454"/>
-              </w:tabs>
-              <w:jc w:val="both"/>
-              <w:rPr>
-                <w:rFonts w:eastAsiaTheme="majorEastAsia"/>
-                <w:sz w:val="24"/>
-                <w:szCs w:val="24"/>
-              </w:rPr>
-            </w:pPr>
-          </w:p>
-          <w:p>
-            <w:pPr>
-              <w:tabs>
-                <w:tab w:val="left" w:pos="454"/>
-              </w:tabs>
-              <w:jc w:val="both"/>
-              <w:rPr>
-                <w:rFonts w:eastAsiaTheme="majorEastAsia"/>
-                <w:color w:val="767171" w:themeColor="background2" w:themeShade="80"/>
-                <w:sz w:val="24"/>
-                <w:szCs w:val="24"/>
-              </w:rPr>
-            </w:pPr>
-          </w:p>
-          <w:p>
-            <w:pPr>
               <w:pStyle w:val="Prrafodelista"/>
               <w:numPr>
                 <w:ilvl w:val="0"/>
@@ -1946,12 +1942,180 @@
               </w:rPr>
             </w:pPr>
             <w:r>
+              <w:t>Sí, se relacionan directamente con mis proyecciones profesionales actuales. El proyecto de chatbot de soporte con IA es el que más se relaciona, porque combina desarrollo de software, integración de sistemas e inteligencia artificial. Requiere ajustes menores para acotar el alcance a un MVP realizable en el semestre.</w:t>
+            </w:r>
+          </w:p>
+          <w:p>
+            <w:pPr>
+              <w:tabs>
+                <w:tab w:val="left" w:pos="454"/>
+              </w:tabs>
+              <w:jc w:val="both"/>
+              <w:rPr>
+                <w:rFonts w:eastAsiaTheme="majorEastAsia"/>
+                <w:color w:val="767171" w:themeColor="background2" w:themeShade="80"/>
+                <w:sz w:val="24"/>
+                <w:szCs w:val="24"/>
+              </w:rPr>
+            </w:pPr>
+          </w:p>
+          <w:p>
+            <w:pPr>
+              <w:tabs>
+                <w:tab w:val="left" w:pos="454"/>
+              </w:tabs>
+              <w:jc w:val="both"/>
+              <w:rPr>
+                <w:rFonts w:eastAsiaTheme="majorEastAsia"/>
+                <w:color w:val="767171" w:themeColor="background2" w:themeShade="80"/>
+                <w:sz w:val="24"/>
+                <w:szCs w:val="24"/>
+              </w:rPr>
+            </w:pPr>
+          </w:p>
+          <w:p>
+            <w:pPr>
+              <w:tabs>
+                <w:tab w:val="left" w:pos="454"/>
+              </w:tabs>
+              <w:jc w:val="both"/>
+              <w:rPr>
+                <w:rFonts w:eastAsiaTheme="majorEastAsia"/>
+                <w:color w:val="767171" w:themeColor="background2" w:themeShade="80"/>
+                <w:sz w:val="24"/>
+                <w:szCs w:val="24"/>
+              </w:rPr>
+            </w:pPr>
+          </w:p>
+          <w:p>
+            <w:pPr>
+              <w:tabs>
+                <w:tab w:val="left" w:pos="454"/>
+              </w:tabs>
+              <w:jc w:val="both"/>
+              <w:rPr>
+                <w:rFonts w:eastAsiaTheme="majorEastAsia"/>
+                <w:color w:val="767171" w:themeColor="background2" w:themeShade="80"/>
+                <w:sz w:val="24"/>
+                <w:szCs w:val="24"/>
+              </w:rPr>
+            </w:pPr>
+          </w:p>
+          <w:p>
+            <w:pPr>
+              <w:tabs>
+                <w:tab w:val="left" w:pos="454"/>
+              </w:tabs>
+              <w:jc w:val="both"/>
+              <w:rPr>
+                <w:rFonts w:eastAsiaTheme="majorEastAsia"/>
+                <w:sz w:val="24"/>
+                <w:szCs w:val="24"/>
+              </w:rPr>
+            </w:pPr>
+          </w:p>
+          <w:p>
+            <w:pPr>
+              <w:tabs>
+                <w:tab w:val="left" w:pos="454"/>
+              </w:tabs>
+              <w:jc w:val="both"/>
+              <w:rPr>
+                <w:rFonts w:eastAsiaTheme="majorEastAsia"/>
+                <w:sz w:val="24"/>
+                <w:szCs w:val="24"/>
+              </w:rPr>
+            </w:pPr>
+          </w:p>
+          <w:p>
+            <w:pPr>
+              <w:tabs>
+                <w:tab w:val="left" w:pos="454"/>
+              </w:tabs>
+              <w:jc w:val="both"/>
+              <w:rPr>
+                <w:rFonts w:eastAsiaTheme="majorEastAsia"/>
+                <w:sz w:val="24"/>
+                <w:szCs w:val="24"/>
+              </w:rPr>
+            </w:pPr>
+          </w:p>
+          <w:p>
+            <w:pPr>
+              <w:tabs>
+                <w:tab w:val="left" w:pos="454"/>
+              </w:tabs>
+              <w:jc w:val="both"/>
+              <w:rPr>
+                <w:rFonts w:eastAsiaTheme="majorEastAsia"/>
+                <w:sz w:val="24"/>
+                <w:szCs w:val="24"/>
+              </w:rPr>
+            </w:pPr>
+          </w:p>
+          <w:p>
+            <w:pPr>
+              <w:tabs>
+                <w:tab w:val="left" w:pos="454"/>
+              </w:tabs>
+              <w:jc w:val="both"/>
+              <w:rPr>
+                <w:rFonts w:eastAsiaTheme="majorEastAsia"/>
+                <w:color w:val="767171" w:themeColor="background2" w:themeShade="80"/>
+                <w:sz w:val="24"/>
+                <w:szCs w:val="24"/>
+              </w:rPr>
+            </w:pPr>
+          </w:p>
+          <w:p>
+            <w:pPr>
+              <w:pStyle w:val="Prrafodelista"/>
+              <w:numPr>
+                <w:ilvl w:val="0"/>
+                <w:numId w:val="12"/>
+              </w:numPr>
+              <w:tabs>
+                <w:tab w:val="left" w:pos="454"/>
+              </w:tabs>
+              <w:ind w:left="454" w:hanging="283"/>
+              <w:jc w:val="both"/>
+              <w:rPr>
+                <w:rFonts w:eastAsiaTheme="majorEastAsia"/>
+                <w:color w:val="767171" w:themeColor="background2" w:themeShade="80"/>
+                <w:sz w:val="24"/>
+                <w:szCs w:val="24"/>
+              </w:rPr>
+            </w:pPr>
+            <w:r>
               <w:rPr>
                 <w:rFonts w:eastAsiaTheme="majorEastAsia"/>
                 <w:sz w:val="24"/>
                 <w:szCs w:val="24"/>
               </w:rPr>
               <w:t xml:space="preserve">Si no hay ninguna que se relacione suficiente: </w:t>
+            </w:r>
+          </w:p>
+          <w:p>
+            <w:pPr>
+              <w:pStyle w:val="Prrafodelista"/>
+              <w:numPr>
+                <w:ilvl w:val="0"/>
+                <w:numId w:val="12"/>
+              </w:numPr>
+              <w:tabs>
+                <w:tab w:val="left" w:pos="454"/>
+              </w:tabs>
+              <w:ind w:left="454" w:hanging="283"/>
+              <w:jc w:val="both"/>
+              <w:rPr>
+                <w:rFonts w:eastAsiaTheme="majorEastAsia"/>
+                <w:color w:val="767171" w:themeColor="background2" w:themeShade="80"/>
+                <w:sz w:val="24"/>
+                <w:szCs w:val="24"/>
+              </w:rPr>
+            </w:pPr>
+            <w:r>
+              <w:t>El área de desempeño que aborda este proyecto es el desarrollo e integración de soluciones de software con IA. Un proyecto de este tipo me ayuda a desarrollarme profesionalmente, pues me permite aplicar lo aprendido en la carrera en un contexto real. Se sitúa en el contexto de empresas SaaS que ofrecen soporte automatizado a sus usuarios.</w:t>
             </w:r>
           </w:p>
           <w:p>
